--- a/Writeup.docx
+++ b/Writeup.docx
@@ -183,7 +183,7 @@
           </mc:Choice>
           <mc:Fallback>
             <w:pict>
-              <v:line w14:anchorId="7880AA7E" id="Straight Connector 1" o:spid="_x0000_s1026" style="position:absolute;z-index:251660288;visibility:visible;mso-wrap-style:square;mso-width-percent:0;mso-wrap-distance-left:9pt;mso-wrap-distance-top:0;mso-wrap-distance-right:9pt;mso-wrap-distance-bottom:0;mso-position-horizontal:absolute;mso-position-horizontal-relative:text;mso-position-vertical:absolute;mso-position-vertical-relative:text;mso-width-percent:0;mso-width-relative:margin" from="-.75pt,3.3pt" to="463.5pt,3.3pt" o:gfxdata="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" strokecolor="#009bff" strokeweight=".5pt">
+              <v:line w14:anchorId="1B626834" id="Straight Connector 1" o:spid="_x0000_s1026" style="position:absolute;z-index:251660288;visibility:visible;mso-wrap-style:square;mso-width-percent:0;mso-wrap-distance-left:9pt;mso-wrap-distance-top:0;mso-wrap-distance-right:9pt;mso-wrap-distance-bottom:0;mso-position-horizontal:absolute;mso-position-horizontal-relative:text;mso-position-vertical:absolute;mso-position-vertical-relative:text;mso-width-percent:0;mso-width-relative:margin" from="-.75pt,3.3pt" to="463.5pt,3.3pt" o:gfxdata="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" strokecolor="#009bff" strokeweight=".5pt">
                 <v:stroke joinstyle="miter"/>
               </v:line>
             </w:pict>
@@ -217,7 +217,13 @@
     </w:p>
     <w:p>
       <w:r>
-        <w:t>Several USA TODAY Network markets already scrape and provide inspections to readers in a database format – giving readers high-quality, scalable service journalism</w:t>
+        <w:t>Several USA TODAY Network markets already provid</w:t>
+      </w:r>
+      <w:r>
+        <w:t xml:space="preserve">e readers with a database of inspections </w:t>
+      </w:r>
+      <w:r>
+        <w:t>– giving readers high-quality, scalable service journalism</w:t>
       </w:r>
       <w:r>
         <w:t xml:space="preserve">. </w:t>
@@ -225,7 +231,7 @@
     </w:p>
     <w:p>
       <w:r>
-        <w:t>What this project does is take that data a step further.</w:t>
+        <w:t>What this project does is take that a step further.</w:t>
       </w:r>
     </w:p>
     <w:p>
@@ -249,7 +255,10 @@
         <w:t xml:space="preserve"> this working proof-of-concept shows how we can get </w:t>
       </w:r>
       <w:r>
-        <w:t>essential data in the hands of dining, breaking and trending reports across the Network.</w:t>
+        <w:t xml:space="preserve">essential data </w:t>
+      </w:r>
+      <w:r>
+        <w:t>to reporters across the Network.</w:t>
       </w:r>
     </w:p>
     <w:p>
@@ -350,7 +359,14 @@
         <w:t xml:space="preserve"> </w:t>
       </w:r>
       <w:r>
-        <w:t>built using a Copilot agent. B</w:t>
+        <w:rPr>
+          <w:b/>
+          <w:bCs/>
+        </w:rPr>
+        <w:t>built using a Copilot agent</w:t>
+      </w:r>
+      <w:r>
+        <w:t>. B</w:t>
       </w:r>
       <w:r>
         <w:t>oth</w:t>
@@ -410,13 +426,45 @@
       <w:r>
         <w:t xml:space="preserve">Another Copilot agent </w:t>
       </w:r>
-      <w:proofErr w:type="gramStart"/>
-      <w:r>
-        <w:t>is able to</w:t>
-      </w:r>
-      <w:proofErr w:type="gramEnd"/>
-      <w:r>
-        <w:t xml:space="preserve"> retrieve records via the API, generate a tip sheet and route that tip sheet to the appropriate reporter.</w:t>
+      <w:r>
+        <w:t>can</w:t>
+      </w:r>
+      <w:r>
+        <w:t xml:space="preserve"> retrieve records via the API, </w:t>
+      </w:r>
+      <w:r>
+        <w:rPr>
+          <w:b/>
+          <w:bCs/>
+        </w:rPr>
+        <w:t>generate a tip sheet</w:t>
+      </w:r>
+      <w:r>
+        <w:t xml:space="preserve"> and</w:t>
+      </w:r>
+      <w:r>
+        <w:t xml:space="preserve">, in the future, </w:t>
+      </w:r>
+      <w:r>
+        <w:t>route that tip sheet to the appropriate reporter.</w:t>
+      </w:r>
+    </w:p>
+    <w:p>
+      <w:r>
+        <w:t xml:space="preserve">In this demo, the database uses SQLite and </w:t>
+      </w:r>
+      <w:proofErr w:type="spellStart"/>
+      <w:r>
+        <w:t>FastAPI</w:t>
+      </w:r>
+      <w:proofErr w:type="spellEnd"/>
+      <w:r>
+        <w:t xml:space="preserve"> for easy testing with Copilot Studio.</w:t>
+      </w:r>
+    </w:p>
+    <w:p>
+      <w:r>
+        <w:t>In production, the data would be stored as part of a larger data pool for access by other scrapers and workflows. Redbird may also be factored in for deployment.</w:t>
       </w:r>
     </w:p>
     <w:p>
@@ -583,34 +631,20 @@
     </w:p>
     <w:p>
       <w:r>
-        <w:t xml:space="preserve">A person then reviews that generated script before it goes into production, which keeps quality control in human hands while removing the slowest part of scaling to hundreds of </w:t>
-      </w:r>
-      <w:r>
-        <w:t>markets</w:t>
-      </w:r>
-      <w:r>
-        <w:t>.</w:t>
-      </w:r>
-    </w:p>
-    <w:p>
-      <w:pPr>
-        <w:rPr>
-          <w:b/>
-          <w:bCs/>
-          <w:color w:val="009BFF"/>
-          <w:sz w:val="28"/>
-          <w:szCs w:val="28"/>
-        </w:rPr>
-      </w:pPr>
-      <w:r>
-        <w:rPr>
-          <w:b/>
-          <w:bCs/>
-          <w:color w:val="009BFF"/>
-          <w:sz w:val="28"/>
-          <w:szCs w:val="28"/>
-        </w:rPr>
-        <w:br w:type="page"/>
+        <w:t xml:space="preserve">A person then reviews that script before it goes into production, which keeps quality control in human hands while </w:t>
+      </w:r>
+      <w:r>
+        <w:rPr>
+          <w:b/>
+          <w:bCs/>
+        </w:rPr>
+        <w:t>removing the slowest part of scaling</w:t>
+      </w:r>
+      <w:r>
+        <w:t xml:space="preserve"> </w:t>
+      </w:r>
+      <w:r>
+        <w:t>across markets.</w:t>
       </w:r>
     </w:p>
     <w:p>
@@ -854,7 +888,17 @@
         <w:t>agent</w:t>
       </w:r>
       <w:r>
-        <w:t xml:space="preserve"> hits a dead end (for example, a page that returns zero results even after retries), it has a built-in fallback: it reopens the site with a more thorough visual check and rebuilds the scraper logic before giving up.</w:t>
+        <w:t xml:space="preserve"> hits a dead end (for example, a page that returns zero results even after retries), it has a </w:t>
+      </w:r>
+      <w:r>
+        <w:rPr>
+          <w:b/>
+          <w:bCs/>
+        </w:rPr>
+        <w:t>built-in fallback</w:t>
+      </w:r>
+      <w:r>
+        <w:t>: it reopens the site with a more thorough visual check and rebuilds the scraper logic before giving up.</w:t>
       </w:r>
     </w:p>
     <w:p>
@@ -968,7 +1012,14 @@
     </w:p>
     <w:p>
       <w:r>
-        <w:t xml:space="preserve">Each new inspection is scored on factors like how many online reviews the restaurant has, whether it's had significant prior news coverage, and how severe the violations are — and only inspections that cross a newsworthiness threshold get escalated. </w:t>
+        <w:rPr>
+          <w:b/>
+          <w:bCs/>
+        </w:rPr>
+        <w:t>Each new inspection is scored</w:t>
+      </w:r>
+      <w:r>
+        <w:t xml:space="preserve"> on factors like how many online reviews the restaurant has, whether it's had significant prior news coverage, and how severe the violations are — and only inspections that cross a newsworthiness threshold get escalated. </w:t>
       </w:r>
     </w:p>
     <w:p>
@@ -1007,7 +1058,29 @@
     </w:p>
     <w:p>
       <w:r>
-        <w:t xml:space="preserve">Within the provided GitHub repo for this assignment, please review the following files for a better understanding of the </w:t>
+        <w:t xml:space="preserve">Within the </w:t>
+      </w:r>
+      <w:hyperlink r:id="rId5" w:history="1">
+        <w:r>
+          <w:rPr>
+            <w:rStyle w:val="Hyperlink"/>
+          </w:rPr>
+          <w:t>provided GitHub repo</w:t>
+        </w:r>
+      </w:hyperlink>
+      <w:r>
+        <w:t xml:space="preserve"> for this assignment, please </w:t>
+      </w:r>
+      <w:proofErr w:type="gramStart"/>
+      <w:r>
+        <w:t>take a look</w:t>
+      </w:r>
+      <w:proofErr w:type="gramEnd"/>
+      <w:r>
+        <w:t xml:space="preserve"> at</w:t>
+      </w:r>
+      <w:r>
+        <w:t xml:space="preserve"> the following files for a better understanding of the </w:t>
       </w:r>
       <w:r>
         <w:t>project:</w:t>
@@ -1018,10 +1091,10 @@
         <w:pStyle w:val="ListParagraph"/>
         <w:numPr>
           <w:ilvl w:val="0"/>
-          <w:numId w:val="1"/>
+          <w:numId w:val="2"/>
         </w:numPr>
       </w:pPr>
-      <w:hyperlink r:id="rId5" w:history="1">
+      <w:hyperlink r:id="rId6" w:history="1">
         <w:r>
           <w:rPr>
             <w:rStyle w:val="Hyperlink"/>
@@ -1049,10 +1122,10 @@
         <w:pStyle w:val="ListParagraph"/>
         <w:numPr>
           <w:ilvl w:val="0"/>
-          <w:numId w:val="1"/>
+          <w:numId w:val="2"/>
         </w:numPr>
       </w:pPr>
-      <w:hyperlink r:id="rId6" w:history="1">
+      <w:hyperlink r:id="rId7" w:history="1">
         <w:r>
           <w:rPr>
             <w:rStyle w:val="Hyperlink"/>
@@ -1080,10 +1153,10 @@
         <w:pStyle w:val="ListParagraph"/>
         <w:numPr>
           <w:ilvl w:val="0"/>
-          <w:numId w:val="1"/>
+          <w:numId w:val="2"/>
         </w:numPr>
       </w:pPr>
-      <w:hyperlink r:id="rId7" w:history="1">
+      <w:hyperlink r:id="rId8" w:history="1">
         <w:r>
           <w:rPr>
             <w:rStyle w:val="Hyperlink"/>
@@ -1108,10 +1181,10 @@
         <w:pStyle w:val="ListParagraph"/>
         <w:numPr>
           <w:ilvl w:val="0"/>
-          <w:numId w:val="1"/>
+          <w:numId w:val="2"/>
         </w:numPr>
       </w:pPr>
-      <w:hyperlink r:id="rId8" w:history="1">
+      <w:hyperlink r:id="rId9" w:history="1">
         <w:proofErr w:type="spellStart"/>
         <w:r>
           <w:rPr>
@@ -1182,7 +1255,7 @@
                     <pic:cNvPicPr/>
                   </pic:nvPicPr>
                   <pic:blipFill>
-                    <a:blip r:embed="rId9">
+                    <a:blip r:embed="rId10">
                       <a:extLst>
                         <a:ext uri="{28A0092B-C50C-407E-A947-70E740481C1C}">
                           <a14:useLocalDpi xmlns:a14="http://schemas.microsoft.com/office/drawing/2010/main" val="0"/>
@@ -1245,7 +1318,7 @@
                     <pic:cNvPicPr/>
                   </pic:nvPicPr>
                   <pic:blipFill>
-                    <a:blip r:embed="rId10">
+                    <a:blip r:embed="rId11">
                       <a:extLst>
                         <a:ext uri="{28A0092B-C50C-407E-A947-70E740481C1C}">
                           <a14:useLocalDpi xmlns:a14="http://schemas.microsoft.com/office/drawing/2010/main" val="0"/>
@@ -1421,8 +1494,124 @@
       </w:rPr>
     </w:lvl>
   </w:abstractNum>
+  <w:abstractNum w:abstractNumId="1" w15:restartNumberingAfterBreak="0">
+    <w:nsid w:val="7C3A1D72"/>
+    <w:multiLevelType w:val="hybridMultilevel"/>
+    <w:tmpl w:val="310E6DC6"/>
+    <w:lvl w:ilvl="0" w:tplc="0409000B">
+      <w:start w:val="1"/>
+      <w:numFmt w:val="bullet"/>
+      <w:lvlText w:val=""/>
+      <w:lvlJc w:val="left"/>
+      <w:pPr>
+        <w:ind w:left="720" w:hanging="360"/>
+      </w:pPr>
+      <w:rPr>
+        <w:rFonts w:ascii="Wingdings" w:hAnsi="Wingdings" w:hint="default"/>
+      </w:rPr>
+    </w:lvl>
+    <w:lvl w:ilvl="1" w:tplc="FFFFFFFF" w:tentative="1">
+      <w:start w:val="1"/>
+      <w:numFmt w:val="bullet"/>
+      <w:lvlText w:val="o"/>
+      <w:lvlJc w:val="left"/>
+      <w:pPr>
+        <w:ind w:left="1440" w:hanging="360"/>
+      </w:pPr>
+      <w:rPr>
+        <w:rFonts w:ascii="Courier New" w:hAnsi="Courier New" w:cs="Courier New" w:hint="default"/>
+      </w:rPr>
+    </w:lvl>
+    <w:lvl w:ilvl="2" w:tplc="FFFFFFFF" w:tentative="1">
+      <w:start w:val="1"/>
+      <w:numFmt w:val="bullet"/>
+      <w:lvlText w:val=""/>
+      <w:lvlJc w:val="left"/>
+      <w:pPr>
+        <w:ind w:left="2160" w:hanging="360"/>
+      </w:pPr>
+      <w:rPr>
+        <w:rFonts w:ascii="Wingdings" w:hAnsi="Wingdings" w:hint="default"/>
+      </w:rPr>
+    </w:lvl>
+    <w:lvl w:ilvl="3" w:tplc="FFFFFFFF" w:tentative="1">
+      <w:start w:val="1"/>
+      <w:numFmt w:val="bullet"/>
+      <w:lvlText w:val=""/>
+      <w:lvlJc w:val="left"/>
+      <w:pPr>
+        <w:ind w:left="2880" w:hanging="360"/>
+      </w:pPr>
+      <w:rPr>
+        <w:rFonts w:ascii="Symbol" w:hAnsi="Symbol" w:hint="default"/>
+      </w:rPr>
+    </w:lvl>
+    <w:lvl w:ilvl="4" w:tplc="FFFFFFFF" w:tentative="1">
+      <w:start w:val="1"/>
+      <w:numFmt w:val="bullet"/>
+      <w:lvlText w:val="o"/>
+      <w:lvlJc w:val="left"/>
+      <w:pPr>
+        <w:ind w:left="3600" w:hanging="360"/>
+      </w:pPr>
+      <w:rPr>
+        <w:rFonts w:ascii="Courier New" w:hAnsi="Courier New" w:cs="Courier New" w:hint="default"/>
+      </w:rPr>
+    </w:lvl>
+    <w:lvl w:ilvl="5" w:tplc="FFFFFFFF" w:tentative="1">
+      <w:start w:val="1"/>
+      <w:numFmt w:val="bullet"/>
+      <w:lvlText w:val=""/>
+      <w:lvlJc w:val="left"/>
+      <w:pPr>
+        <w:ind w:left="4320" w:hanging="360"/>
+      </w:pPr>
+      <w:rPr>
+        <w:rFonts w:ascii="Wingdings" w:hAnsi="Wingdings" w:hint="default"/>
+      </w:rPr>
+    </w:lvl>
+    <w:lvl w:ilvl="6" w:tplc="FFFFFFFF" w:tentative="1">
+      <w:start w:val="1"/>
+      <w:numFmt w:val="bullet"/>
+      <w:lvlText w:val=""/>
+      <w:lvlJc w:val="left"/>
+      <w:pPr>
+        <w:ind w:left="5040" w:hanging="360"/>
+      </w:pPr>
+      <w:rPr>
+        <w:rFonts w:ascii="Symbol" w:hAnsi="Symbol" w:hint="default"/>
+      </w:rPr>
+    </w:lvl>
+    <w:lvl w:ilvl="7" w:tplc="FFFFFFFF" w:tentative="1">
+      <w:start w:val="1"/>
+      <w:numFmt w:val="bullet"/>
+      <w:lvlText w:val="o"/>
+      <w:lvlJc w:val="left"/>
+      <w:pPr>
+        <w:ind w:left="5760" w:hanging="360"/>
+      </w:pPr>
+      <w:rPr>
+        <w:rFonts w:ascii="Courier New" w:hAnsi="Courier New" w:cs="Courier New" w:hint="default"/>
+      </w:rPr>
+    </w:lvl>
+    <w:lvl w:ilvl="8" w:tplc="FFFFFFFF" w:tentative="1">
+      <w:start w:val="1"/>
+      <w:numFmt w:val="bullet"/>
+      <w:lvlText w:val=""/>
+      <w:lvlJc w:val="left"/>
+      <w:pPr>
+        <w:ind w:left="6480" w:hanging="360"/>
+      </w:pPr>
+      <w:rPr>
+        <w:rFonts w:ascii="Wingdings" w:hAnsi="Wingdings" w:hint="default"/>
+      </w:rPr>
+    </w:lvl>
+  </w:abstractNum>
   <w:num w:numId="1" w16cid:durableId="415906002">
     <w:abstractNumId w:val="0"/>
+  </w:num>
+  <w:num w:numId="2" w16cid:durableId="1624381661">
+    <w:abstractNumId w:val="1"/>
   </w:num>
 </w:numbering>
 </file>
